--- a/Konzepte/Automatisierung.docx
+++ b/Konzepte/Automatisierung.docx
@@ -162,23 +162,94 @@
           <w:sz w:val="24"/>
           <w:szCs w:val="24"/>
         </w:rPr>
-        <w:t>Funktion schreiben die zwei Spaltennamen entgegen nimmt</w:t>
-      </w:r>
-    </w:p>
-    <w:p>
-      <w:pPr>
-        <w:pStyle w:val="Listenabsatz"/>
-        <w:rPr>
-          <w:sz w:val="24"/>
-          <w:szCs w:val="24"/>
-        </w:rPr>
-      </w:pPr>
+        <w:t>Funktion schreiben die den Plot in einer Zeile erstellt</w:t>
+      </w:r>
     </w:p>
     <w:p>
       <w:pPr>
         <w:pStyle w:val="Listenabsatz"/>
         <w:numPr>
           <w:ilvl w:val="0"/>
+          <w:numId w:val="2"/>
+        </w:numPr>
+        <w:rPr>
+          <w:sz w:val="24"/>
+          <w:szCs w:val="24"/>
+        </w:rPr>
+      </w:pPr>
+      <w:r>
+        <w:rPr>
+          <w:sz w:val="24"/>
+          <w:szCs w:val="24"/>
+        </w:rPr>
+        <w:t>Ohne Argumente macht die Funktion immer das gleiche</w:t>
+      </w:r>
+    </w:p>
+    <w:p>
+      <w:pPr>
+        <w:pStyle w:val="Listenabsatz"/>
+        <w:ind w:left="1080"/>
+        <w:rPr>
+          <w:sz w:val="24"/>
+          <w:szCs w:val="24"/>
+        </w:rPr>
+      </w:pPr>
+    </w:p>
+    <w:p>
+      <w:pPr>
+        <w:pStyle w:val="Listenabsatz"/>
+        <w:numPr>
+          <w:ilvl w:val="0"/>
+          <w:numId w:val="1"/>
+        </w:numPr>
+        <w:rPr>
+          <w:sz w:val="24"/>
+          <w:szCs w:val="24"/>
+        </w:rPr>
+      </w:pPr>
+      <w:r>
+        <w:rPr>
+          <w:sz w:val="24"/>
+          <w:szCs w:val="24"/>
+        </w:rPr>
+        <w:t>Argumente Spaltennamen hinzufügen und Funktion umbauen</w:t>
+      </w:r>
+    </w:p>
+    <w:p>
+      <w:pPr>
+        <w:pStyle w:val="Listenabsatz"/>
+        <w:numPr>
+          <w:ilvl w:val="1"/>
+          <w:numId w:val="1"/>
+        </w:numPr>
+        <w:rPr>
+          <w:sz w:val="24"/>
+          <w:szCs w:val="24"/>
+        </w:rPr>
+      </w:pPr>
+      <w:r>
+        <w:rPr>
+          <w:sz w:val="24"/>
+          <w:szCs w:val="24"/>
+        </w:rPr>
+        <w:t>Paste Funktion einführen</w:t>
+      </w:r>
+    </w:p>
+    <w:p>
+      <w:pPr>
+        <w:pStyle w:val="Listenabsatz"/>
+        <w:ind w:left="1440"/>
+        <w:rPr>
+          <w:sz w:val="24"/>
+          <w:szCs w:val="24"/>
+        </w:rPr>
+      </w:pPr>
+    </w:p>
+    <w:p>
+      <w:pPr>
+        <w:pStyle w:val="Listenabsatz"/>
+        <w:numPr>
+          <w:ilvl w:val="0"/>
           <w:numId w:val="1"/>
         </w:numPr>
         <w:rPr>
@@ -265,12 +336,20 @@
     </w:p>
     <w:p>
       <w:pPr>
-        <w:pStyle w:val="Listenabsatz"/>
-        <w:rPr>
-          <w:sz w:val="24"/>
-          <w:szCs w:val="24"/>
-        </w:rPr>
-      </w:pPr>
+        <w:rPr>
+          <w:sz w:val="24"/>
+          <w:szCs w:val="24"/>
+        </w:rPr>
+      </w:pPr>
+      <w:proofErr w:type="spellStart"/>
+      <w:r>
+        <w:rPr>
+          <w:sz w:val="24"/>
+          <w:szCs w:val="24"/>
+        </w:rPr>
+        <w:t>If-else</w:t>
+      </w:r>
+      <w:proofErr w:type="spellEnd"/>
     </w:p>
     <w:p>
       <w:pPr>
@@ -289,19 +368,43 @@
           <w:sz w:val="24"/>
           <w:szCs w:val="24"/>
         </w:rPr>
-        <w:t>Übung eigene Funktionen</w:t>
-      </w:r>
-    </w:p>
-    <w:p>
-      <w:pPr>
-        <w:rPr>
-          <w:sz w:val="24"/>
-          <w:szCs w:val="24"/>
-        </w:rPr>
-      </w:pPr>
-    </w:p>
-    <w:p>
-      <w:pPr>
+        <w:t xml:space="preserve">Mit Funktion Scatterplot </w:t>
+      </w:r>
+      <w:r>
+        <w:rPr>
+          <w:sz w:val="24"/>
+          <w:szCs w:val="24"/>
+        </w:rPr>
+        <w:t>weitermachen</w:t>
+      </w:r>
+    </w:p>
+    <w:p>
+      <w:pPr>
+        <w:pStyle w:val="Listenabsatz"/>
+        <w:numPr>
+          <w:ilvl w:val="1"/>
+          <w:numId w:val="1"/>
+        </w:numPr>
+        <w:rPr>
+          <w:sz w:val="24"/>
+          <w:szCs w:val="24"/>
+        </w:rPr>
+      </w:pPr>
+      <w:r>
+        <w:rPr>
+          <w:sz w:val="24"/>
+          <w:szCs w:val="24"/>
+        </w:rPr>
+        <w:t>Falsche Spalten angeben (Typ falsch) -&gt; Fehler</w:t>
+      </w:r>
+    </w:p>
+    <w:p>
+      <w:pPr>
+        <w:pStyle w:val="Listenabsatz"/>
+        <w:numPr>
+          <w:ilvl w:val="1"/>
+          <w:numId w:val="1"/>
+        </w:numPr>
         <w:rPr>
           <w:sz w:val="24"/>
           <w:szCs w:val="24"/>
@@ -313,28 +416,222 @@
           <w:sz w:val="24"/>
           <w:szCs w:val="24"/>
         </w:rPr>
-        <w:t>If-else</w:t>
+        <w:t>Typeof</w:t>
       </w:r>
       <w:proofErr w:type="spellEnd"/>
+      <w:r>
+        <w:rPr>
+          <w:sz w:val="24"/>
+          <w:szCs w:val="24"/>
+        </w:rPr>
+        <w:t xml:space="preserve"> Abfrage </w:t>
+      </w:r>
+      <w:r>
+        <w:rPr>
+          <w:sz w:val="24"/>
+          <w:szCs w:val="24"/>
+        </w:rPr>
+        <w:t xml:space="preserve">mit </w:t>
+      </w:r>
+      <w:proofErr w:type="spellStart"/>
+      <w:r>
+        <w:rPr>
+          <w:sz w:val="24"/>
+          <w:szCs w:val="24"/>
+        </w:rPr>
+        <w:t>if</w:t>
+      </w:r>
+      <w:proofErr w:type="spellEnd"/>
+      <w:r>
+        <w:rPr>
+          <w:sz w:val="24"/>
+          <w:szCs w:val="24"/>
+        </w:rPr>
+        <w:t xml:space="preserve"> und</w:t>
+      </w:r>
+      <w:r>
+        <w:rPr>
+          <w:sz w:val="24"/>
+          <w:szCs w:val="24"/>
+        </w:rPr>
+        <w:t xml:space="preserve"> dann </w:t>
+      </w:r>
+      <w:proofErr w:type="spellStart"/>
+      <w:r>
+        <w:rPr>
+          <w:sz w:val="24"/>
+          <w:szCs w:val="24"/>
+        </w:rPr>
+        <w:t>print</w:t>
+      </w:r>
+      <w:proofErr w:type="spellEnd"/>
+    </w:p>
+    <w:p>
+      <w:pPr>
+        <w:pStyle w:val="Listenabsatz"/>
+        <w:numPr>
+          <w:ilvl w:val="1"/>
+          <w:numId w:val="1"/>
+        </w:numPr>
+        <w:rPr>
+          <w:sz w:val="24"/>
+          <w:szCs w:val="24"/>
+        </w:rPr>
+      </w:pPr>
+      <w:r>
+        <w:rPr>
+          <w:sz w:val="24"/>
+          <w:szCs w:val="24"/>
+        </w:rPr>
+        <w:t>Print Meldung anzupassen</w:t>
+      </w:r>
+      <w:r>
+        <w:rPr>
+          <w:sz w:val="24"/>
+          <w:szCs w:val="24"/>
+        </w:rPr>
+        <w:t xml:space="preserve"> mit </w:t>
+      </w:r>
+      <w:proofErr w:type="spellStart"/>
+      <w:r>
+        <w:rPr>
+          <w:sz w:val="24"/>
+          <w:szCs w:val="24"/>
+        </w:rPr>
+        <w:t>paste</w:t>
+      </w:r>
+      <w:proofErr w:type="spellEnd"/>
+      <w:r>
+        <w:rPr>
+          <w:sz w:val="24"/>
+          <w:szCs w:val="24"/>
+        </w:rPr>
+        <w:t xml:space="preserve"> wenn Falsche Spalte</w:t>
+      </w:r>
     </w:p>
     <w:p>
       <w:pPr>
         <w:pStyle w:val="Listenabsatz"/>
         <w:numPr>
           <w:ilvl w:val="0"/>
-          <w:numId w:val="1"/>
-        </w:numPr>
-        <w:rPr>
-          <w:sz w:val="24"/>
-          <w:szCs w:val="24"/>
-        </w:rPr>
-      </w:pPr>
-      <w:r>
-        <w:rPr>
-          <w:sz w:val="24"/>
-          <w:szCs w:val="24"/>
-        </w:rPr>
-        <w:t>Mit Funktion Scatterplot starten</w:t>
+          <w:numId w:val="2"/>
+        </w:numPr>
+        <w:rPr>
+          <w:sz w:val="24"/>
+          <w:szCs w:val="24"/>
+        </w:rPr>
+      </w:pPr>
+      <w:r>
+        <w:rPr>
+          <w:sz w:val="24"/>
+          <w:szCs w:val="24"/>
+        </w:rPr>
+        <w:t>Jetzt crasht die Funktion, aber zumindest mit Fehlermeldung</w:t>
+      </w:r>
+    </w:p>
+    <w:p>
+      <w:pPr>
+        <w:pStyle w:val="Listenabsatz"/>
+        <w:ind w:left="1080"/>
+        <w:rPr>
+          <w:sz w:val="24"/>
+          <w:szCs w:val="24"/>
+        </w:rPr>
+      </w:pPr>
+    </w:p>
+    <w:p>
+      <w:pPr>
+        <w:pStyle w:val="Listenabsatz"/>
+        <w:numPr>
+          <w:ilvl w:val="0"/>
+          <w:numId w:val="1"/>
+        </w:numPr>
+        <w:rPr>
+          <w:sz w:val="24"/>
+          <w:szCs w:val="24"/>
+        </w:rPr>
+      </w:pPr>
+      <w:r>
+        <w:rPr>
+          <w:sz w:val="24"/>
+          <w:szCs w:val="24"/>
+        </w:rPr>
+        <w:t xml:space="preserve">Else einführen um </w:t>
+      </w:r>
+      <w:proofErr w:type="spellStart"/>
+      <w:r>
+        <w:rPr>
+          <w:sz w:val="24"/>
+          <w:szCs w:val="24"/>
+        </w:rPr>
+        <w:t>plot</w:t>
+      </w:r>
+      <w:proofErr w:type="spellEnd"/>
+      <w:r>
+        <w:rPr>
+          <w:sz w:val="24"/>
+          <w:szCs w:val="24"/>
+        </w:rPr>
+        <w:t xml:space="preserve"> nur zu erstellen</w:t>
+      </w:r>
+      <w:r>
+        <w:rPr>
+          <w:sz w:val="24"/>
+          <w:szCs w:val="24"/>
+        </w:rPr>
+        <w:t>,</w:t>
+      </w:r>
+      <w:r>
+        <w:rPr>
+          <w:sz w:val="24"/>
+          <w:szCs w:val="24"/>
+        </w:rPr>
+        <w:t xml:space="preserve"> wenn wirklich der korrekte Datentyp in Spalte ist </w:t>
+      </w:r>
+    </w:p>
+    <w:p>
+      <w:pPr>
+        <w:pStyle w:val="Listenabsatz"/>
+        <w:rPr>
+          <w:sz w:val="24"/>
+          <w:szCs w:val="24"/>
+        </w:rPr>
+      </w:pPr>
+    </w:p>
+    <w:p>
+      <w:pPr>
+        <w:pStyle w:val="Listenabsatz"/>
+        <w:numPr>
+          <w:ilvl w:val="0"/>
+          <w:numId w:val="1"/>
+        </w:numPr>
+        <w:rPr>
+          <w:sz w:val="24"/>
+          <w:szCs w:val="24"/>
+        </w:rPr>
+      </w:pPr>
+      <w:r>
+        <w:rPr>
+          <w:sz w:val="24"/>
+          <w:szCs w:val="24"/>
+        </w:rPr>
+        <w:t xml:space="preserve">Zusammenfassung </w:t>
+      </w:r>
+      <w:proofErr w:type="spellStart"/>
+      <w:r>
+        <w:rPr>
+          <w:sz w:val="24"/>
+          <w:szCs w:val="24"/>
+        </w:rPr>
+        <w:t>If</w:t>
+      </w:r>
+      <w:proofErr w:type="spellEnd"/>
+      <w:r>
+        <w:rPr>
+          <w:sz w:val="24"/>
+          <w:szCs w:val="24"/>
+        </w:rPr>
+        <w:t>-Else</w:t>
       </w:r>
     </w:p>
     <w:p>
@@ -354,28 +651,51 @@
           <w:sz w:val="24"/>
           <w:szCs w:val="24"/>
         </w:rPr>
-        <w:t>Falsche Spalten angeben (Typ falsch) -&gt; Fehler</w:t>
-      </w:r>
-    </w:p>
-    <w:p>
-      <w:pPr>
-        <w:pStyle w:val="Listenabsatz"/>
-        <w:numPr>
-          <w:ilvl w:val="1"/>
-          <w:numId w:val="1"/>
-        </w:numPr>
-        <w:rPr>
-          <w:sz w:val="24"/>
-          <w:szCs w:val="24"/>
-        </w:rPr>
-      </w:pPr>
+        <w:t>Sind Weichen/Schalter im Code</w:t>
+      </w:r>
+    </w:p>
+    <w:p>
+      <w:pPr>
+        <w:pStyle w:val="Listenabsatz"/>
+        <w:rPr>
+          <w:sz w:val="24"/>
+          <w:szCs w:val="24"/>
+        </w:rPr>
+      </w:pPr>
+    </w:p>
+    <w:p>
+      <w:pPr>
+        <w:pStyle w:val="Listenabsatz"/>
+        <w:numPr>
+          <w:ilvl w:val="0"/>
+          <w:numId w:val="1"/>
+        </w:numPr>
+        <w:rPr>
+          <w:sz w:val="24"/>
+          <w:szCs w:val="24"/>
+        </w:rPr>
+      </w:pPr>
+      <w:r>
+        <w:rPr>
+          <w:sz w:val="24"/>
+          <w:szCs w:val="24"/>
+        </w:rPr>
+        <w:t xml:space="preserve">Übung </w:t>
+      </w:r>
+      <w:r>
+        <w:rPr>
+          <w:sz w:val="24"/>
+          <w:szCs w:val="24"/>
+        </w:rPr>
+        <w:t xml:space="preserve">Eigene Funktionen schreiben mit </w:t>
+      </w:r>
       <w:proofErr w:type="spellStart"/>
       <w:r>
         <w:rPr>
           <w:sz w:val="24"/>
           <w:szCs w:val="24"/>
         </w:rPr>
-        <w:t>Typeof</w:t>
+        <w:t>anomaly</w:t>
       </w:r>
       <w:proofErr w:type="spellEnd"/>
       <w:r>
@@ -383,54 +703,32 @@
           <w:sz w:val="24"/>
           <w:szCs w:val="24"/>
         </w:rPr>
-        <w:t xml:space="preserve"> Abfrage um Funktion zu sichern</w:t>
-      </w:r>
-    </w:p>
-    <w:p>
-      <w:pPr>
-        <w:pStyle w:val="Listenabsatz"/>
-        <w:numPr>
-          <w:ilvl w:val="1"/>
-          <w:numId w:val="1"/>
-        </w:numPr>
-        <w:rPr>
-          <w:sz w:val="24"/>
-          <w:szCs w:val="24"/>
-        </w:rPr>
-      </w:pPr>
-      <w:r>
-        <w:rPr>
-          <w:sz w:val="24"/>
-          <w:szCs w:val="24"/>
-        </w:rPr>
-        <w:t xml:space="preserve">Hier vielleicht </w:t>
-      </w:r>
-      <w:proofErr w:type="spellStart"/>
-      <w:r>
-        <w:rPr>
-          <w:sz w:val="24"/>
-          <w:szCs w:val="24"/>
-        </w:rPr>
-        <w:t>paste</w:t>
-      </w:r>
-      <w:proofErr w:type="spellEnd"/>
-      <w:r>
-        <w:rPr>
-          <w:sz w:val="24"/>
-          <w:szCs w:val="24"/>
-        </w:rPr>
-        <w:t xml:space="preserve"> einführen um Print Meldung anzupassen</w:t>
-      </w:r>
-    </w:p>
-    <w:p>
-      <w:pPr>
-        <w:pStyle w:val="Listenabsatz"/>
-        <w:ind w:left="1440"/>
-        <w:rPr>
-          <w:sz w:val="24"/>
-          <w:szCs w:val="24"/>
-        </w:rPr>
-      </w:pPr>
+        <w:t xml:space="preserve"> Datensatz und fertigem Skript</w:t>
+      </w:r>
+    </w:p>
+    <w:p>
+      <w:pPr>
+        <w:pStyle w:val="Listenabsatz"/>
+        <w:rPr>
+          <w:sz w:val="24"/>
+          <w:szCs w:val="24"/>
+        </w:rPr>
+      </w:pPr>
+    </w:p>
+    <w:p>
+      <w:pPr>
+        <w:rPr>
+          <w:sz w:val="24"/>
+          <w:szCs w:val="24"/>
+        </w:rPr>
+      </w:pPr>
+      <w:r>
+        <w:rPr>
+          <w:sz w:val="24"/>
+          <w:szCs w:val="24"/>
+        </w:rPr>
+        <w:t>Schleifen</w:t>
+      </w:r>
     </w:p>
     <w:p>
       <w:pPr>
@@ -449,132 +747,7 @@
           <w:sz w:val="24"/>
           <w:szCs w:val="24"/>
         </w:rPr>
-        <w:t xml:space="preserve">Zusammenfassung </w:t>
-      </w:r>
-      <w:proofErr w:type="spellStart"/>
-      <w:r>
-        <w:rPr>
-          <w:sz w:val="24"/>
-          <w:szCs w:val="24"/>
-        </w:rPr>
-        <w:t>If</w:t>
-      </w:r>
-      <w:proofErr w:type="spellEnd"/>
-      <w:r>
-        <w:rPr>
-          <w:sz w:val="24"/>
-          <w:szCs w:val="24"/>
-        </w:rPr>
-        <w:t>-Else</w:t>
-      </w:r>
-    </w:p>
-    <w:p>
-      <w:pPr>
-        <w:pStyle w:val="Listenabsatz"/>
-        <w:numPr>
-          <w:ilvl w:val="1"/>
-          <w:numId w:val="1"/>
-        </w:numPr>
-        <w:rPr>
-          <w:sz w:val="24"/>
-          <w:szCs w:val="24"/>
-        </w:rPr>
-      </w:pPr>
-      <w:r>
-        <w:rPr>
-          <w:sz w:val="24"/>
-          <w:szCs w:val="24"/>
-        </w:rPr>
-        <w:t>Sind Weichen/Schalter im Code</w:t>
-      </w:r>
-    </w:p>
-    <w:p>
-      <w:pPr>
-        <w:pStyle w:val="Listenabsatz"/>
-        <w:rPr>
-          <w:sz w:val="24"/>
-          <w:szCs w:val="24"/>
-        </w:rPr>
-      </w:pPr>
-    </w:p>
-    <w:p>
-      <w:pPr>
-        <w:pStyle w:val="Listenabsatz"/>
-        <w:numPr>
-          <w:ilvl w:val="0"/>
-          <w:numId w:val="1"/>
-        </w:numPr>
-        <w:rPr>
-          <w:sz w:val="24"/>
-          <w:szCs w:val="24"/>
-        </w:rPr>
-      </w:pPr>
-      <w:r>
-        <w:rPr>
-          <w:sz w:val="24"/>
-          <w:szCs w:val="24"/>
-        </w:rPr>
-        <w:t xml:space="preserve">Übung </w:t>
-      </w:r>
-      <w:proofErr w:type="spellStart"/>
-      <w:r>
-        <w:rPr>
-          <w:sz w:val="24"/>
-          <w:szCs w:val="24"/>
-        </w:rPr>
-        <w:t>If</w:t>
-      </w:r>
-      <w:proofErr w:type="spellEnd"/>
-      <w:r>
-        <w:rPr>
-          <w:sz w:val="24"/>
-          <w:szCs w:val="24"/>
-        </w:rPr>
-        <w:t>-Else</w:t>
-      </w:r>
-    </w:p>
-    <w:p>
-      <w:pPr>
-        <w:pStyle w:val="Listenabsatz"/>
-        <w:rPr>
-          <w:sz w:val="24"/>
-          <w:szCs w:val="24"/>
-        </w:rPr>
-      </w:pPr>
-    </w:p>
-    <w:p>
-      <w:pPr>
-        <w:rPr>
-          <w:sz w:val="24"/>
-          <w:szCs w:val="24"/>
-        </w:rPr>
-      </w:pPr>
-      <w:r>
-        <w:rPr>
-          <w:sz w:val="24"/>
-          <w:szCs w:val="24"/>
-        </w:rPr>
-        <w:t>Schleifen</w:t>
-      </w:r>
-    </w:p>
-    <w:p>
-      <w:pPr>
-        <w:pStyle w:val="Listenabsatz"/>
-        <w:numPr>
-          <w:ilvl w:val="0"/>
-          <w:numId w:val="1"/>
-        </w:numPr>
-        <w:rPr>
-          <w:sz w:val="24"/>
-          <w:szCs w:val="24"/>
-        </w:rPr>
-      </w:pPr>
-      <w:r>
-        <w:rPr>
-          <w:sz w:val="24"/>
-          <w:szCs w:val="24"/>
-        </w:rPr>
-        <w:t xml:space="preserve">Mittels </w:t>
+        <w:t xml:space="preserve">Erst Temperaturanomalien Länder über </w:t>
       </w:r>
       <w:proofErr w:type="spellStart"/>
       <w:proofErr w:type="gramStart"/>
@@ -583,7 +756,7 @@
           <w:sz w:val="24"/>
           <w:szCs w:val="24"/>
         </w:rPr>
-        <w:t>names</w:t>
+        <w:t>unique</w:t>
       </w:r>
       <w:proofErr w:type="spellEnd"/>
       <w:r>
@@ -593,13 +766,65 @@
         </w:rPr>
         <w:t>(</w:t>
       </w:r>
+      <w:proofErr w:type="spellStart"/>
       <w:proofErr w:type="gramEnd"/>
       <w:r>
         <w:rPr>
           <w:sz w:val="24"/>
           <w:szCs w:val="24"/>
         </w:rPr>
-        <w:t xml:space="preserve">) und </w:t>
+        <w:t>Ländernames</w:t>
+      </w:r>
+      <w:proofErr w:type="spellEnd"/>
+      <w:r>
+        <w:rPr>
+          <w:sz w:val="24"/>
+          <w:szCs w:val="24"/>
+        </w:rPr>
+        <w:t xml:space="preserve">) </w:t>
+      </w:r>
+      <w:r>
+        <w:rPr>
+          <w:sz w:val="24"/>
+          <w:szCs w:val="24"/>
+        </w:rPr>
+        <w:t>plotten</w:t>
+      </w:r>
+    </w:p>
+    <w:p>
+      <w:pPr>
+        <w:pStyle w:val="Listenabsatz"/>
+        <w:rPr>
+          <w:sz w:val="24"/>
+          <w:szCs w:val="24"/>
+        </w:rPr>
+      </w:pPr>
+    </w:p>
+    <w:p>
+      <w:pPr>
+        <w:pStyle w:val="Listenabsatz"/>
+        <w:numPr>
+          <w:ilvl w:val="0"/>
+          <w:numId w:val="1"/>
+        </w:numPr>
+        <w:rPr>
+          <w:sz w:val="24"/>
+          <w:szCs w:val="24"/>
+        </w:rPr>
+      </w:pPr>
+      <w:r>
+        <w:rPr>
+          <w:sz w:val="24"/>
+          <w:szCs w:val="24"/>
+        </w:rPr>
+        <w:t>Jetzt mit</w:t>
+      </w:r>
+      <w:r>
+        <w:rPr>
+          <w:sz w:val="24"/>
+          <w:szCs w:val="24"/>
+        </w:rPr>
+        <w:t xml:space="preserve"> </w:t>
       </w:r>
       <w:proofErr w:type="spellStart"/>
       <w:r>
@@ -607,7 +832,14 @@
           <w:sz w:val="24"/>
           <w:szCs w:val="24"/>
         </w:rPr>
-        <w:t>for</w:t>
+        <w:t>F</w:t>
+      </w:r>
+      <w:r>
+        <w:rPr>
+          <w:sz w:val="24"/>
+          <w:szCs w:val="24"/>
+        </w:rPr>
+        <w:t>or</w:t>
       </w:r>
       <w:proofErr w:type="spellEnd"/>
       <w:r>
@@ -615,7 +847,73 @@
           <w:sz w:val="24"/>
           <w:szCs w:val="24"/>
         </w:rPr>
-        <w:t xml:space="preserve"> schleife einfach alle Beziehungen der Variablen im Datensatz visualisieren</w:t>
+        <w:t xml:space="preserve"> </w:t>
+      </w:r>
+      <w:r>
+        <w:rPr>
+          <w:sz w:val="24"/>
+          <w:szCs w:val="24"/>
+        </w:rPr>
+        <w:t>S</w:t>
+      </w:r>
+      <w:r>
+        <w:rPr>
+          <w:sz w:val="24"/>
+          <w:szCs w:val="24"/>
+        </w:rPr>
+        <w:t xml:space="preserve">chleife </w:t>
+      </w:r>
+      <w:r>
+        <w:rPr>
+          <w:sz w:val="24"/>
+          <w:szCs w:val="24"/>
+        </w:rPr>
+        <w:t>Temperaturanomalien aller Länder plotten</w:t>
+      </w:r>
+    </w:p>
+    <w:p>
+      <w:pPr>
+        <w:pStyle w:val="Listenabsatz"/>
+        <w:numPr>
+          <w:ilvl w:val="1"/>
+          <w:numId w:val="1"/>
+        </w:numPr>
+        <w:rPr>
+          <w:sz w:val="24"/>
+          <w:szCs w:val="24"/>
+        </w:rPr>
+      </w:pPr>
+      <w:r>
+        <w:rPr>
+          <w:sz w:val="24"/>
+          <w:szCs w:val="24"/>
+        </w:rPr>
+        <w:t xml:space="preserve">In dem Zuge noch </w:t>
+      </w:r>
+      <w:proofErr w:type="gramStart"/>
+      <w:r>
+        <w:rPr>
+          <w:sz w:val="24"/>
+          <w:szCs w:val="24"/>
+        </w:rPr>
+        <w:t>par(</w:t>
+      </w:r>
+      <w:proofErr w:type="spellStart"/>
+      <w:proofErr w:type="gramEnd"/>
+      <w:r>
+        <w:rPr>
+          <w:sz w:val="24"/>
+          <w:szCs w:val="24"/>
+        </w:rPr>
+        <w:t>mfrow</w:t>
+      </w:r>
+      <w:proofErr w:type="spellEnd"/>
+      <w:r>
+        <w:rPr>
+          <w:sz w:val="24"/>
+          <w:szCs w:val="24"/>
+        </w:rPr>
+        <w:t xml:space="preserve"> = c(2,2)) einführen </w:t>
       </w:r>
     </w:p>
     <w:p>
@@ -666,17 +964,64 @@
     <w:p>
       <w:pPr>
         <w:pStyle w:val="Listenabsatz"/>
-        <w:rPr>
-          <w:sz w:val="24"/>
-          <w:szCs w:val="24"/>
-        </w:rPr>
-      </w:pPr>
+        <w:numPr>
+          <w:ilvl w:val="1"/>
+          <w:numId w:val="1"/>
+        </w:numPr>
+        <w:rPr>
+          <w:sz w:val="24"/>
+          <w:szCs w:val="24"/>
+        </w:rPr>
+      </w:pPr>
+      <w:r>
+        <w:rPr>
+          <w:sz w:val="24"/>
+          <w:szCs w:val="24"/>
+        </w:rPr>
+        <w:t xml:space="preserve">Führt für eine definierte Anzahl an Iterationen alles in </w:t>
+      </w:r>
+      <w:proofErr w:type="gramStart"/>
+      <w:r>
+        <w:rPr>
+          <w:sz w:val="24"/>
+          <w:szCs w:val="24"/>
+        </w:rPr>
+        <w:t>{ }</w:t>
+      </w:r>
+      <w:proofErr w:type="gramEnd"/>
+      <w:r>
+        <w:rPr>
+          <w:sz w:val="24"/>
+          <w:szCs w:val="24"/>
+        </w:rPr>
+        <w:t xml:space="preserve"> aus</w:t>
+      </w:r>
     </w:p>
     <w:p>
       <w:pPr>
         <w:pStyle w:val="Listenabsatz"/>
         <w:numPr>
           <w:ilvl w:val="0"/>
+          <w:numId w:val="2"/>
+        </w:numPr>
+        <w:rPr>
+          <w:sz w:val="24"/>
+          <w:szCs w:val="24"/>
+        </w:rPr>
+      </w:pPr>
+      <w:r>
+        <w:rPr>
+          <w:sz w:val="24"/>
+          <w:szCs w:val="24"/>
+        </w:rPr>
+        <w:t>Was wenn ich gar nicht weiß wie oft ich etwas ausführen möchte?</w:t>
+      </w:r>
+    </w:p>
+    <w:p>
+      <w:pPr>
+        <w:pStyle w:val="Listenabsatz"/>
+        <w:numPr>
+          <w:ilvl w:val="0"/>
           <w:numId w:val="1"/>
         </w:numPr>
         <w:rPr>
@@ -711,6 +1056,44 @@
     <w:p>
       <w:pPr>
         <w:pStyle w:val="Listenabsatz"/>
+        <w:numPr>
+          <w:ilvl w:val="1"/>
+          <w:numId w:val="1"/>
+        </w:numPr>
+        <w:rPr>
+          <w:sz w:val="24"/>
+          <w:szCs w:val="24"/>
+        </w:rPr>
+      </w:pPr>
+      <w:r>
+        <w:rPr>
+          <w:sz w:val="24"/>
+          <w:szCs w:val="24"/>
+        </w:rPr>
+        <w:lastRenderedPageBreak/>
+        <w:t xml:space="preserve">Führt </w:t>
+      </w:r>
+      <w:proofErr w:type="gramStart"/>
+      <w:r>
+        <w:rPr>
+          <w:sz w:val="24"/>
+          <w:szCs w:val="24"/>
+        </w:rPr>
+        <w:t>{ }</w:t>
+      </w:r>
+      <w:proofErr w:type="gramEnd"/>
+      <w:r>
+        <w:rPr>
+          <w:sz w:val="24"/>
+          <w:szCs w:val="24"/>
+        </w:rPr>
+        <w:t xml:space="preserve"> solange aus bis Bedingung Falsch ist</w:t>
+      </w:r>
+    </w:p>
+    <w:p>
+      <w:pPr>
+        <w:pStyle w:val="Listenabsatz"/>
+        <w:ind w:left="1440"/>
         <w:rPr>
           <w:sz w:val="24"/>
           <w:szCs w:val="24"/>
@@ -764,6 +1147,13 @@
           <w:szCs w:val="24"/>
         </w:rPr>
         <w:t>Übung Schleifen</w:t>
+      </w:r>
+      <w:r>
+        <w:rPr>
+          <w:sz w:val="24"/>
+          <w:szCs w:val="24"/>
+        </w:rPr>
+        <w:t xml:space="preserve"> mit Bundeswaldinventur</w:t>
       </w:r>
     </w:p>
     <w:sectPr>

--- a/Konzepte/Automatisierung.docx
+++ b/Konzepte/Automatisierung.docx
@@ -103,7 +103,14 @@
           <w:sz w:val="24"/>
           <w:szCs w:val="24"/>
         </w:rPr>
-        <w:t>Erstmal alles kopieren und Spaltentauschen</w:t>
+        <w:t>Erstmal alles kopieren und Spalten</w:t>
+      </w:r>
+      <w:r>
+        <w:rPr>
+          <w:sz w:val="24"/>
+          <w:szCs w:val="24"/>
+        </w:rPr>
+        <w:t xml:space="preserve"> variieren </w:t>
       </w:r>
     </w:p>
     <w:p>
@@ -1154,6 +1161,51 @@
           <w:szCs w:val="24"/>
         </w:rPr>
         <w:t xml:space="preserve"> mit Bundeswaldinventur</w:t>
+      </w:r>
+    </w:p>
+    <w:p>
+      <w:pPr>
+        <w:pStyle w:val="Listenabsatz"/>
+        <w:rPr>
+          <w:sz w:val="24"/>
+          <w:szCs w:val="24"/>
+        </w:rPr>
+      </w:pPr>
+    </w:p>
+    <w:p>
+      <w:pPr>
+        <w:pStyle w:val="Listenabsatz"/>
+        <w:numPr>
+          <w:ilvl w:val="0"/>
+          <w:numId w:val="2"/>
+        </w:numPr>
+        <w:rPr>
+          <w:sz w:val="24"/>
+          <w:szCs w:val="24"/>
+        </w:rPr>
+      </w:pPr>
+      <w:r>
+        <w:rPr>
+          <w:sz w:val="24"/>
+          <w:szCs w:val="24"/>
+        </w:rPr>
+        <w:t xml:space="preserve">Wird </w:t>
+      </w:r>
+      <w:proofErr w:type="spellStart"/>
+      <w:r>
+        <w:rPr>
+          <w:sz w:val="24"/>
+          <w:szCs w:val="24"/>
+        </w:rPr>
+        <w:t>evtl</w:t>
+      </w:r>
+      <w:proofErr w:type="spellEnd"/>
+      <w:r>
+        <w:rPr>
+          <w:sz w:val="24"/>
+          <w:szCs w:val="24"/>
+        </w:rPr>
+        <w:t xml:space="preserve"> auch einfach nur ne kleine Präsentation was möglich ist</w:t>
       </w:r>
     </w:p>
     <w:sectPr>
